--- a/Lumbee_RIVR_Tech_IRU_Package/03_Operational_Schedules/Exhibit_I_Insurance_Requirements.docx
+++ b/Lumbee_RIVR_Tech_IRU_Package/03_Operational_Schedules/Exhibit_I_Insurance_Requirements.docx
@@ -868,7 +868,7 @@
           <w:b w:val="0"/>
           <w:i w:val="0"/>
         </w:rPr>
-        <w:t>Each liability and property policy shall include a waiver of subrogation in favor of the Tribe.</w:t>
+        <w:t>Each liability and property policy shall include a waiver of subrogation in favor of the Lumbee Tribe.</w:t>
       </w:r>
     </w:p>
     <w:p>
@@ -895,7 +895,7 @@
           <w:b w:val="0"/>
           <w:i w:val="0"/>
         </w:rPr>
-        <w:t>RIVR Tech's coverage shall be primary and non-contributory with respect to any insurance maintained by the Tribe.</w:t>
+        <w:t>RIVR Tech's coverage shall be primary and non-contributory with respect to any insurance maintained by the Lumbee Tribe.</w:t>
       </w:r>
     </w:p>
     <w:p>
@@ -922,7 +922,7 @@
           <w:b w:val="0"/>
           <w:i w:val="0"/>
         </w:rPr>
-        <w:t>Property / builder's-risk coverage shall be written for the full replacement cost of the Tribal Assets to protect the Federal Interest consistent with 2 CFR 200.310 (Insurance coverage), with the Tribe as loss payee as its interest appears.</w:t>
+        <w:t>Property / builder's-risk coverage shall be written for the full replacement cost of the Tribal Assets to protect the Federal Interest consistent with 2 CFR 200.310 (Insurance coverage), with the Lumbee Tribe as loss payee as its interest appears.</w:t>
       </w:r>
     </w:p>
     <w:p>
@@ -958,7 +958,7 @@
           <w:color w:val="804000"/>
           <w:highlight w:val="yellow"/>
         </w:rPr>
-        <w:t>[■ Tribe notice address]</w:t>
+        <w:t>[■ Lumbee Tribe notice address]</w:t>
       </w:r>
       <w:r>
         <w:rPr>
@@ -992,7 +992,7 @@
           <w:b w:val="0"/>
           <w:i w:val="0"/>
         </w:rPr>
-        <w:t>RIVR Tech shall provide the Tribe at least thirty (30) days' written notice (ten (10) days for non-payment) of cancellation, non-renewal, or material reduction in coverage.</w:t>
+        <w:t>RIVR Tech shall provide the Lumbee Tribe at least thirty (30) days' written notice (ten (10) days for non-payment) of cancellation, non-renewal, or material reduction in coverage.</w:t>
       </w:r>
     </w:p>
     <w:p>
